--- a/pr-preview/pr-228/estimator-properties-handout-tracked-changes.docx
+++ b/pr-preview/pr-228/estimator-properties-handout-tracked-changes.docx
@@ -16,7 +16,7 @@
       </w:pPr>
       <w:del w:id="1" w:author="PR Preview" w:date="2026-01-01T00:00:00Z">
         <w:r>
-          <w:delText xml:space="preserve">Last modified: 2026-10-16 00:48:26 (PDT)</w:delText>
+          <w:delText xml:space="preserve">Last modified: 2026-10-16 05:11:27 (PDT)</w:delText>
         </w:r>
       </w:del>
     </w:p>
@@ -26,7 +26,7 @@
       </w:pPr>
       <w:ins w:id="2" w:author="PR Preview" w:date="2026-01-01T00:00:00Z">
         <w:r>
-          <w:t xml:space="preserve">Last modified: 2026-10-16 00:46:06 (PDT)</w:t>
+          <w:t xml:space="preserve">Last modified: 2026-10-16 05:04:52 (PDT)</w:t>
         </w:r>
       </w:ins>
     </w:p>
@@ -6833,16 +6833,21 @@
         <w:t xml:space="preserve"> </w:t>
       </w:r>
       <m:oMath>
-        <m:acc>
-          <m:accPr>
-            <m:chr m:val="̃"/>
-          </m:accPr>
+        <m:limLow>
           <m:e>
             <m:r>
               <m:t>X</m:t>
             </m:r>
           </m:e>
-        </m:acc>
+          <m:lim>
+            <m:r>
+              <m:rPr>
+                <m:sty m:val="p"/>
+              </m:rPr>
+              <m:t>∼</m:t>
+            </m:r>
+          </m:lim>
+        </m:limLow>
       </m:oMath>
       <w:r>
         <w:t xml:space="preserve"> </w:t>
@@ -6866,16 +6871,21 @@
           </m:rPr>
           <m:t>(</m:t>
         </m:r>
-        <m:acc>
-          <m:accPr>
-            <m:chr m:val="̃"/>
-          </m:accPr>
+        <m:limLow>
           <m:e>
             <m:r>
               <m:t>x</m:t>
             </m:r>
           </m:e>
-        </m:acc>
+          <m:lim>
+            <m:r>
+              <m:rPr>
+                <m:sty m:val="p"/>
+              </m:rPr>
+              <m:t>∼</m:t>
+            </m:r>
+          </m:lim>
+        </m:limLow>
         <m:r>
           <m:rPr>
             <m:sty m:val="p"/>
@@ -6971,16 +6981,21 @@
           </m:rPr>
           <m:t>(</m:t>
         </m:r>
-        <m:acc>
-          <m:accPr>
-            <m:chr m:val="̃"/>
-          </m:accPr>
+        <m:limLow>
           <m:e>
             <m:r>
               <m:t>X</m:t>
             </m:r>
           </m:e>
-        </m:acc>
+          <m:lim>
+            <m:r>
+              <m:rPr>
+                <m:sty m:val="p"/>
+              </m:rPr>
+              <m:t>∼</m:t>
+            </m:r>
+          </m:lim>
+        </m:limLow>
         <m:r>
           <m:rPr>
             <m:sty m:val="p"/>
@@ -7088,16 +7103,21 @@
           </m:rPr>
           <m:t>(</m:t>
         </m:r>
-        <m:acc>
-          <m:accPr>
-            <m:chr m:val="̃"/>
-          </m:accPr>
+        <m:limLow>
           <m:e>
             <m:r>
               <m:t>X</m:t>
             </m:r>
           </m:e>
-        </m:acc>
+          <m:lim>
+            <m:r>
+              <m:rPr>
+                <m:sty m:val="p"/>
+              </m:rPr>
+              <m:t>∼</m:t>
+            </m:r>
+          </m:lim>
+        </m:limLow>
         <m:r>
           <m:rPr>
             <m:sty m:val="p"/>
@@ -7807,16 +7827,21 @@
                 </m:rPr>
                 <m:t>(</m:t>
               </m:r>
-              <m:acc>
-                <m:accPr>
-                  <m:chr m:val="̃"/>
-                </m:accPr>
+              <m:limLow>
                 <m:e>
                   <m:r>
                     <m:t>x</m:t>
                   </m:r>
                 </m:e>
-              </m:acc>
+                <m:lim>
+                  <m:r>
+                    <m:rPr>
+                      <m:sty m:val="p"/>
+                    </m:rPr>
+                    <m:t>∼</m:t>
+                  </m:r>
+                </m:lim>
+              </m:limLow>
               <m:r>
                 <m:rPr>
                   <m:sty m:val="p"/>
@@ -7847,16 +7872,21 @@
                 </m:rPr>
                 <m:t>(</m:t>
               </m:r>
-              <m:acc>
-                <m:accPr>
-                  <m:chr m:val="̃"/>
-                </m:accPr>
+              <m:limLow>
                 <m:e>
                   <m:r>
                     <m:t>x</m:t>
                   </m:r>
                 </m:e>
-              </m:acc>
+                <m:lim>
+                  <m:r>
+                    <m:rPr>
+                      <m:sty m:val="p"/>
+                    </m:rPr>
+                    <m:t>∼</m:t>
+                  </m:r>
+                </m:lim>
+              </m:limLow>
               <m:r>
                 <m:rPr>
                   <m:sty m:val="p"/>
@@ -7887,16 +7917,21 @@
                 </m:rPr>
                 <m:t>(</m:t>
               </m:r>
-              <m:acc>
-                <m:accPr>
-                  <m:chr m:val="̃"/>
-                </m:accPr>
+              <m:limLow>
                 <m:e>
                   <m:r>
                     <m:t>x</m:t>
                   </m:r>
                 </m:e>
-              </m:acc>
+                <m:lim>
+                  <m:r>
+                    <m:rPr>
+                      <m:sty m:val="p"/>
+                    </m:rPr>
+                    <m:t>∼</m:t>
+                  </m:r>
+                </m:lim>
+              </m:limLow>
               <m:r>
                 <m:rPr>
                   <m:sty m:val="p"/>
@@ -7918,16 +7953,21 @@
               <m:r>
                 <m:t>d</m:t>
               </m:r>
-              <m:acc>
-                <m:accPr>
-                  <m:chr m:val="̃"/>
-                </m:accPr>
+              <m:limLow>
                 <m:e>
                   <m:r>
                     <m:t>x</m:t>
                   </m:r>
                 </m:e>
-              </m:acc>
+                <m:lim>
+                  <m:r>
+                    <m:rPr>
+                      <m:sty m:val="p"/>
+                    </m:rPr>
+                    <m:t>∼</m:t>
+                  </m:r>
+                </m:lim>
+              </m:limLow>
               <m:r>
                 <m:t>&amp;</m:t>
               </m:r>
@@ -7974,16 +8014,21 @@
                 </m:rPr>
                 <m:t>(</m:t>
               </m:r>
-              <m:acc>
-                <m:accPr>
-                  <m:chr m:val="̃"/>
-                </m:accPr>
+              <m:limLow>
                 <m:e>
                   <m:r>
                     <m:t>x</m:t>
                   </m:r>
                 </m:e>
-              </m:acc>
+                <m:lim>
+                  <m:r>
+                    <m:rPr>
+                      <m:sty m:val="p"/>
+                    </m:rPr>
+                    <m:t>∼</m:t>
+                  </m:r>
+                </m:lim>
+              </m:limLow>
               <m:r>
                 <m:rPr>
                   <m:sty m:val="p"/>
@@ -8043,16 +8088,21 @@
                     </m:rPr>
                     <m:t>(</m:t>
                   </m:r>
-                  <m:acc>
-                    <m:accPr>
-                      <m:chr m:val="̃"/>
-                    </m:accPr>
+                  <m:limLow>
                     <m:e>
                       <m:r>
                         <m:t>x</m:t>
                       </m:r>
                     </m:e>
-                  </m:acc>
+                    <m:lim>
+                      <m:r>
+                        <m:rPr>
+                          <m:sty m:val="p"/>
+                        </m:rPr>
+                        <m:t>∼</m:t>
+                      </m:r>
+                    </m:lim>
+                  </m:limLow>
                   <m:r>
                     <m:rPr>
                       <m:sty m:val="p"/>
@@ -8085,16 +8135,21 @@
                 </m:rPr>
                 <m:t>(</m:t>
               </m:r>
-              <m:acc>
-                <m:accPr>
-                  <m:chr m:val="̃"/>
-                </m:accPr>
+              <m:limLow>
                 <m:e>
                   <m:r>
                     <m:t>x</m:t>
                   </m:r>
                 </m:e>
-              </m:acc>
+                <m:lim>
+                  <m:r>
+                    <m:rPr>
+                      <m:sty m:val="p"/>
+                    </m:rPr>
+                    <m:t>∼</m:t>
+                  </m:r>
+                </m:lim>
+              </m:limLow>
               <m:r>
                 <m:rPr>
                   <m:sty m:val="p"/>
@@ -8116,16 +8171,21 @@
               <m:r>
                 <m:t>d</m:t>
               </m:r>
-              <m:acc>
-                <m:accPr>
-                  <m:chr m:val="̃"/>
-                </m:accPr>
+              <m:limLow>
                 <m:e>
                   <m:r>
                     <m:t>x</m:t>
                   </m:r>
                 </m:e>
-              </m:acc>
+                <m:lim>
+                  <m:r>
+                    <m:rPr>
+                      <m:sty m:val="p"/>
+                    </m:rPr>
+                    <m:t>∼</m:t>
+                  </m:r>
+                </m:lim>
+              </m:limLow>
               <m:r>
                 <m:t>&amp;</m:t>
               </m:r>
@@ -8172,16 +8232,21 @@
                 </m:rPr>
                 <m:t>(</m:t>
               </m:r>
-              <m:acc>
-                <m:accPr>
-                  <m:chr m:val="̃"/>
-                </m:accPr>
+              <m:limLow>
                 <m:e>
                   <m:r>
                     <m:t>x</m:t>
                   </m:r>
                 </m:e>
-              </m:acc>
+                <m:lim>
+                  <m:r>
+                    <m:rPr>
+                      <m:sty m:val="p"/>
+                    </m:rPr>
+                    <m:t>∼</m:t>
+                  </m:r>
+                </m:lim>
+              </m:limLow>
               <m:r>
                 <m:rPr>
                   <m:sty m:val="p"/>
@@ -8227,16 +8292,21 @@
                 </m:rPr>
                 <m:t>(</m:t>
               </m:r>
-              <m:acc>
-                <m:accPr>
-                  <m:chr m:val="̃"/>
-                </m:accPr>
+              <m:limLow>
                 <m:e>
                   <m:r>
                     <m:t>x</m:t>
                   </m:r>
                 </m:e>
-              </m:acc>
+                <m:lim>
+                  <m:r>
+                    <m:rPr>
+                      <m:sty m:val="p"/>
+                    </m:rPr>
+                    <m:t>∼</m:t>
+                  </m:r>
+                </m:lim>
+              </m:limLow>
               <m:r>
                 <m:rPr>
                   <m:sty m:val="p"/>
@@ -8258,16 +8328,21 @@
               <m:r>
                 <m:t>d</m:t>
               </m:r>
-              <m:acc>
-                <m:accPr>
-                  <m:chr m:val="̃"/>
-                </m:accPr>
+              <m:limLow>
                 <m:e>
                   <m:r>
                     <m:t>x</m:t>
                   </m:r>
                 </m:e>
-              </m:acc>
+                <m:lim>
+                  <m:r>
+                    <m:rPr>
+                      <m:sty m:val="p"/>
+                    </m:rPr>
+                    <m:t>∼</m:t>
+                  </m:r>
+                </m:lim>
+              </m:limLow>
               <m:r>
                 <m:t>&amp;</m:t>
               </m:r>
@@ -8338,16 +8413,21 @@
                 </m:rPr>
                 <m:t>(</m:t>
               </m:r>
-              <m:acc>
-                <m:accPr>
-                  <m:chr m:val="̃"/>
-                </m:accPr>
+              <m:limLow>
                 <m:e>
                   <m:r>
                     <m:t>x</m:t>
                   </m:r>
                 </m:e>
-              </m:acc>
+                <m:lim>
+                  <m:r>
+                    <m:rPr>
+                      <m:sty m:val="p"/>
+                    </m:rPr>
+                    <m:t>∼</m:t>
+                  </m:r>
+                </m:lim>
+              </m:limLow>
               <m:r>
                 <m:rPr>
                   <m:sty m:val="p"/>
@@ -8369,16 +8449,21 @@
                 </m:rPr>
                 <m:t>(</m:t>
               </m:r>
-              <m:acc>
-                <m:accPr>
-                  <m:chr m:val="̃"/>
-                </m:accPr>
+              <m:limLow>
                 <m:e>
                   <m:r>
                     <m:t>x</m:t>
                   </m:r>
                 </m:e>
-              </m:acc>
+                <m:lim>
+                  <m:r>
+                    <m:rPr>
+                      <m:sty m:val="p"/>
+                    </m:rPr>
+                    <m:t>∼</m:t>
+                  </m:r>
+                </m:lim>
+              </m:limLow>
               <m:r>
                 <m:rPr>
                   <m:sty m:val="p"/>
@@ -8400,16 +8485,21 @@
               <m:r>
                 <m:t>d</m:t>
               </m:r>
-              <m:acc>
-                <m:accPr>
-                  <m:chr m:val="̃"/>
-                </m:accPr>
+              <m:limLow>
                 <m:e>
                   <m:r>
                     <m:t>x</m:t>
                   </m:r>
                 </m:e>
-              </m:acc>
+                <m:lim>
+                  <m:r>
+                    <m:rPr>
+                      <m:sty m:val="p"/>
+                    </m:rPr>
+                    <m:t>∼</m:t>
+                  </m:r>
+                </m:lim>
+              </m:limLow>
               <m:r>
                 <m:t>&amp;</m:t>
               </m:r>
@@ -8762,16 +8852,21 @@
                 </m:rPr>
                 <m:t>(</m:t>
               </m:r>
-              <m:acc>
-                <m:accPr>
-                  <m:chr m:val="̃"/>
-                </m:accPr>
+              <m:limLow>
                 <m:e>
                   <m:r>
                     <m:t>X</m:t>
                   </m:r>
                 </m:e>
-              </m:acc>
+                <m:lim>
+                  <m:r>
+                    <m:rPr>
+                      <m:sty m:val="p"/>
+                    </m:rPr>
+                    <m:t>∼</m:t>
+                  </m:r>
+                </m:lim>
+              </m:limLow>
               <m:r>
                 <m:rPr>
                   <m:sty m:val="p"/>
